--- a/templates/autofill/moa.docx
+++ b/templates/autofill/moa.docx
@@ -1162,6 +1162,7 @@
                 <w:sz w:val="24"/>
                 <w:szCs w:val="24"/>
               </w:rPr>
+              <w:jc w:val="center"/>
             </w:pPr>
             <w:r>
               <w:rPr>
@@ -1187,6 +1188,7 @@
                 <w:sz w:val="24"/>
                 <w:szCs w:val="24"/>
               </w:rPr>
+              <w:jc w:val="center"/>
             </w:pPr>
             <w:r>
               <w:rPr>
@@ -1212,6 +1214,7 @@
                 <w:sz w:val="24"/>
                 <w:szCs w:val="24"/>
               </w:rPr>
+              <w:jc w:val="center"/>
             </w:pPr>
             <w:r>
               <w:rPr>
@@ -1241,6 +1244,7 @@
                 <w:sz w:val="24"/>
                 <w:szCs w:val="24"/>
               </w:rPr>
+              <w:jc w:val="center"/>
             </w:pPr>
             <w:r>
               <w:rPr>
@@ -1287,6 +1291,7 @@
                 <w:sz w:val="24"/>
                 <w:szCs w:val="24"/>
               </w:rPr>
+              <w:jc w:val="center"/>
             </w:pPr>
             <w:r>
               <w:rPr>
@@ -1312,6 +1317,7 @@
                 <w:sz w:val="24"/>
                 <w:szCs w:val="24"/>
               </w:rPr>
+              <w:jc w:val="center"/>
             </w:pPr>
             <w:r>
               <w:rPr>
@@ -1337,6 +1343,7 @@
                 <w:sz w:val="24"/>
                 <w:szCs w:val="24"/>
               </w:rPr>
+              <w:jc w:val="center"/>
             </w:pPr>
             <w:r>
               <w:rPr>
@@ -1366,6 +1373,7 @@
                 <w:sz w:val="24"/>
                 <w:szCs w:val="24"/>
               </w:rPr>
+              <w:jc w:val="center"/>
             </w:pPr>
             <w:r>
               <w:rPr>
@@ -1420,6 +1428,7 @@
                 <w:sz w:val="24"/>
                 <w:szCs w:val="24"/>
               </w:rPr>
+              <w:jc w:val="center"/>
             </w:pPr>
             <w:r>
               <w:rPr>
@@ -1445,6 +1454,7 @@
                 <w:sz w:val="24"/>
                 <w:szCs w:val="24"/>
               </w:rPr>
+              <w:jc w:val="center"/>
             </w:pPr>
             <w:r>
               <w:rPr>
@@ -1470,6 +1480,7 @@
                 <w:sz w:val="24"/>
                 <w:szCs w:val="24"/>
               </w:rPr>
+              <w:jc w:val="center"/>
             </w:pPr>
             <w:r>
               <w:rPr>
@@ -1499,6 +1510,7 @@
                 <w:sz w:val="24"/>
                 <w:szCs w:val="24"/>
               </w:rPr>
+              <w:jc w:val="center"/>
             </w:pPr>
             <w:r>
               <w:rPr>
@@ -1526,6 +1538,7 @@
                 <w:sz w:val="24"/>
                 <w:szCs w:val="24"/>
               </w:rPr>
+              <w:jc w:val="center"/>
             </w:pPr>
             <w:r>
               <w:rPr>
@@ -1572,6 +1585,7 @@
                 <w:sz w:val="24"/>
                 <w:szCs w:val="24"/>
               </w:rPr>
+              <w:jc w:val="center"/>
             </w:pPr>
             <w:r>
               <w:rPr>
@@ -1597,6 +1611,7 @@
                 <w:sz w:val="24"/>
                 <w:szCs w:val="24"/>
               </w:rPr>
+              <w:jc w:val="center"/>
             </w:pPr>
             <w:r>
               <w:rPr>
@@ -1622,6 +1637,7 @@
                 <w:sz w:val="24"/>
                 <w:szCs w:val="24"/>
               </w:rPr>
+              <w:jc w:val="center"/>
             </w:pPr>
             <w:r>
               <w:rPr>
@@ -1651,6 +1667,7 @@
                 <w:sz w:val="24"/>
                 <w:szCs w:val="24"/>
               </w:rPr>
+              <w:jc w:val="center"/>
             </w:pPr>
             <w:r>
               <w:rPr>
@@ -1705,6 +1722,7 @@
                 <w:sz w:val="24"/>
                 <w:szCs w:val="24"/>
               </w:rPr>
+              <w:jc w:val="center"/>
             </w:pPr>
             <w:r>
               <w:rPr>
@@ -1730,6 +1748,7 @@
                 <w:sz w:val="24"/>
                 <w:szCs w:val="24"/>
               </w:rPr>
+              <w:jc w:val="center"/>
             </w:pPr>
             <w:r>
               <w:rPr>
@@ -1748,6 +1767,7 @@
                 <w:sz w:val="24"/>
                 <w:szCs w:val="24"/>
               </w:rPr>
+              <w:jc w:val="center"/>
             </w:pPr>
             <w:r>
               <w:rPr>
@@ -1777,6 +1797,7 @@
                 <w:sz w:val="24"/>
                 <w:szCs w:val="24"/>
               </w:rPr>
+              <w:jc w:val="center"/>
             </w:pPr>
             <w:r>
               <w:rPr>
@@ -1816,6 +1837,7 @@
                 <w:sz w:val="24"/>
                 <w:szCs w:val="24"/>
               </w:rPr>
+              <w:jc w:val="center"/>
             </w:pPr>
             <w:r>
               <w:t>{#additional_student_2}</w:t>
@@ -1837,6 +1859,7 @@
                 <w:sz w:val="24"/>
                 <w:szCs w:val="24"/>
               </w:rPr>
+              <w:jc w:val="center"/>
             </w:pPr>
             <w:r>
               <w:rPr>
@@ -1863,6 +1886,7 @@
                 <w:sz w:val="24"/>
                 <w:szCs w:val="24"/>
               </w:rPr>
+              <w:jc w:val="center"/>
             </w:pPr>
             <w:r>
               <w:rPr>
@@ -1897,6 +1921,7 @@
                 <w:sz w:val="24"/>
                 <w:szCs w:val="24"/>
               </w:rPr>
+              <w:jc w:val="center"/>
             </w:pPr>
             <w:r>
               <w:rPr>
@@ -1926,6 +1951,7 @@
                 <w:sz w:val="24"/>
                 <w:szCs w:val="24"/>
               </w:rPr>
+              <w:jc w:val="center"/>
             </w:pPr>
             <w:r>
               <w:rPr>
@@ -1979,6 +2005,7 @@
                 <w:sz w:val="24"/>
                 <w:szCs w:val="24"/>
               </w:rPr>
+              <w:jc w:val="center"/>
             </w:pPr>
             <w:r>
               <w:rPr>
@@ -2014,6 +2041,7 @@
                 <w:sz w:val="24"/>
                 <w:szCs w:val="24"/>
               </w:rPr>
+              <w:jc w:val="center"/>
             </w:pPr>
             <w:r>
               <w:t>{#additional_student_3}</w:t>
@@ -2035,6 +2063,7 @@
                 <w:sz w:val="24"/>
                 <w:szCs w:val="24"/>
               </w:rPr>
+              <w:jc w:val="center"/>
             </w:pPr>
             <w:r>
               <w:rPr>
@@ -2060,6 +2089,7 @@
                 <w:sz w:val="24"/>
                 <w:szCs w:val="24"/>
               </w:rPr>
+              <w:jc w:val="center"/>
             </w:pPr>
             <w:r>
               <w:rPr>
@@ -2099,6 +2129,7 @@
                 <w:sz w:val="24"/>
                 <w:szCs w:val="24"/>
               </w:rPr>
+              <w:jc w:val="center"/>
             </w:pPr>
             <w:r>
               <w:rPr>
@@ -2128,6 +2159,7 @@
                 <w:sz w:val="24"/>
                 <w:szCs w:val="24"/>
               </w:rPr>
+              <w:jc w:val="center"/>
             </w:pPr>
             <w:r>
               <w:rPr>
@@ -2314,7 +2346,7 @@
           <w:szCs w:val="24"/>
           <w:rtl w:val="0"/>
         </w:rPr>
-        <w:t xml:space="preserve"> with ID  No. ___________________ issued at _________________, in his capacity as College Dean of CCS  and </w:t>
+        <w:t xml:space="preserve"> with ID  No. ___________________ issued at _________________, in {dean_pronouns} capacity as College Dean of CCS  and </w:t>
       </w:r>
       <w:r>
         <w:rPr>
@@ -2349,7 +2381,7 @@
           <w:szCs w:val="24"/>
           <w:rtl w:val="0"/>
         </w:rPr>
-        <w:t xml:space="preserve"> issued at ____________, in her capacity as the </w:t>
+        <w:t xml:space="preserve"> issued at ____________, in {recipient_pronouns} capacity as the </w:t>
       </w:r>
       <w:r>
         <w:rPr>
@@ -2367,7 +2399,7 @@
           <w:szCs w:val="24"/>
           <w:rtl w:val="0"/>
         </w:rPr>
-        <w:t xml:space="preserve"> Known to me to be the same persons who executed the foregoing instruments and they acknowledged to me that the same is his own free and voluntary act of the Institute he represent.</w:t>
+        <w:t xml:space="preserve"> Known to me to be the same persons who executed the foregoing instruments and they acknowledged to me that the same is their own free and voluntary act on behalf of the parties they represent.</w:t>
       </w:r>
     </w:p>
     <w:p>
